--- a/docs/vignettes/18_correlation_vignette/correlation.docx
+++ b/docs/vignettes/18_correlation_vignette/correlation.docx
@@ -1639,7 +1639,7 @@
         <w:rPr>
           <w:rStyle w:val="StringTok"/>
         </w:rPr>
-        <w:t xml:space="preserve">"steelblue"</w:t>
+        <w:t xml:space="preserve">"darkblue"</w:t>
       </w:r>
       <w:r>
         <w:rPr>
@@ -3304,7 +3304,7 @@
         <w:rPr>
           <w:rStyle w:val="StringTok"/>
         </w:rPr>
-        <w:t xml:space="preserve">"steelblue"</w:t>
+        <w:t xml:space="preserve">"darkblue"</w:t>
       </w:r>
       <w:r>
         <w:rPr>

--- a/docs/vignettes/18_correlation_vignette/correlation.docx
+++ b/docs/vignettes/18_correlation_vignette/correlation.docx
@@ -2015,7 +2015,7 @@
       <w:r>
         <w:drawing>
           <wp:inline>
-            <wp:extent cx="5486400" cy="4572000"/>
+            <wp:extent cx="5504749" cy="4587290"/>
             <wp:effectExtent b="0" l="0" r="0" t="0"/>
             <wp:docPr descr="" title="" id="18" name="Picture"/>
             <a:graphic>
@@ -2036,7 +2036,7 @@
                   <pic:spPr bwMode="auto">
                     <a:xfrm>
                       <a:off x="0" y="0"/>
-                      <a:ext cx="5486400" cy="4572000"/>
+                      <a:ext cx="5504749" cy="4587290"/>
                     </a:xfrm>
                     <a:prstGeom prst="rect">
                       <a:avLst/>
@@ -3818,7 +3818,7 @@
       <w:r>
         <w:drawing>
           <wp:inline>
-            <wp:extent cx="5486400" cy="4572000"/>
+            <wp:extent cx="5504749" cy="4587290"/>
             <wp:effectExtent b="0" l="0" r="0" t="0"/>
             <wp:docPr descr="" title="" id="39" name="Picture"/>
             <a:graphic>
@@ -3839,7 +3839,7 @@
                   <pic:spPr bwMode="auto">
                     <a:xfrm>
                       <a:off x="0" y="0"/>
-                      <a:ext cx="5486400" cy="4572000"/>
+                      <a:ext cx="5504749" cy="4587290"/>
                     </a:xfrm>
                     <a:prstGeom prst="rect">
                       <a:avLst/>
